--- a/Desarrolo de Backend 5F/IA copiloto predictivo.docx
+++ b/Desarrolo de Backend 5F/IA copiloto predictivo.docx
@@ -22,6 +22,16 @@
           <w:lang w:val="es-ES"/>
         </w:rPr>
         <w:t>IA TU COPILOTODIGITAL</w:t>
+      </w:r>
+      <w:r>
+        <w:rPr>
+          <w:b/>
+          <w:bCs/>
+          <w:sz w:val="48"/>
+          <w:szCs w:val="48"/>
+          <w:lang w:val="es-ES"/>
+        </w:rPr>
+        <w:br/>
       </w:r>
       <w:r>
         <w:rPr>
